--- a/dissertation-docx/chapters/bab5.docx
+++ b/dissertation-docx/chapters/bab5.docx
@@ -243,7 +243,13 @@
         <w:t xml:space="preserve"> </w:t>
       </w:r>
       <w:r>
-        <w:t xml:space="preserve">lima dimensi, metrik evaluasi prognostik dan</w:t>
+        <w:rPr>
+          <w:color w:val="008000"/>
+        </w:rPr>
+        <w:t xml:space="preserve">36 dimensi</w:t>
+      </w:r>
+      <w:r>
+        <w:t xml:space="preserve">, metrik evaluasi prognostik dan</w:t>
       </w:r>
       <w:r>
         <w:t xml:space="preserve"> </w:t>
@@ -570,7 +576,16 @@
         <w:t xml:space="preserve"> </w:t>
       </w:r>
       <w:r>
-        <w:t xml:space="preserve">(HI) lima dimensi yang diekstraksi per rekaman.</w:t>
+        <w:t xml:space="preserve">(HI) </w:t>
+      </w:r>
+      <w:r>
+        <w:rPr>
+          <w:color w:val="008000"/>
+        </w:rPr>
+        <w:t xml:space="preserve">36 dimensi</w:t>
+      </w:r>
+      <w:r>
+        <w:t xml:space="preserve"> yang diekstraksi per rekaman.</w:t>
       </w:r>
       <w:r>
         <w:t xml:space="preserve"> </w:t>
@@ -582,19 +597,25 @@
         <w:t xml:space="preserve"> </w:t>
       </w:r>
       <w:r>
-        <w:t xml:space="preserve">, kelima dimensi HI merupakan energi RMS dari</w:t>
-      </w:r>
-      <w:r>
-        <w:t xml:space="preserve"> </w:t>
-      </w:r>
-      <w:r>
-        <w:t xml:space="preserve">lima pita frekuensi hasil dekomposisi spektral sinyal getaran, bukan</w:t>
-      </w:r>
-      <w:r>
-        <w:t xml:space="preserve"> </w:t>
-      </w:r>
-      <w:r>
-        <w:t xml:space="preserve">campuran fitur statistik dan spektral. Konsistensi definisi ini penting</w:t>
+        <w:rPr>
+          <w:color w:val="008000"/>
+        </w:rPr>
+        <w:t xml:space="preserve">, vektor HI 36-D mencakup 18 fitur per kanal akselerometer, yaitu</w:t>
+      </w:r>
+      <w:r>
+        <w:t xml:space="preserve"> </w:t>
+      </w:r>
+      <w:r>
+        <w:rPr>
+          <w:color w:val="008000"/>
+        </w:rPr>
+        <w:t xml:space="preserve">9 fitur domain waktu dan 9 fitur domain frekuensi (termasuk lima energi pita).</w:t>
+      </w:r>
+      <w:r>
+        <w:t xml:space="preserve"> </w:t>
+      </w:r>
+      <w:r>
+        <w:t xml:space="preserve">Konsistensi definisi ini penting</w:t>
       </w:r>
       <w:r>
         <w:t xml:space="preserve"> </w:t>
@@ -661,21 +682,21 @@
             </m:r>
           </m:sub>
         </m:sSub>
-        <m:r>
-          <m:rPr>
-            <m:sty m:val="p"/>
-          </m:rPr>
-          <m:t>=</m:t>
-        </m:r>
-        <m:r>
-          <m:t>32</m:t>
-        </m:r>
       </m:oMath>
       <w:r>
         <w:t xml:space="preserve"> </w:t>
       </w:r>
       <w:r>
-        <w:t xml:space="preserve">rekaman berurutan, menghasilkan tensor input</w:t>
+        <w:t xml:space="preserve">rekaman berurutan </w:t>
+      </w:r>
+      <w:r>
+        <w:rPr>
+          <w:color w:val="008000"/>
+        </w:rPr>
+        <w:t xml:space="preserve">(bernilai 64 pada PHM2012 serta 32 pada XJTU-SY dan IMS)</w:t>
+      </w:r>
+      <w:r>
+        <w:t xml:space="preserve">, menghasilkan tensor input</w:t>
       </w:r>
       <w:r>
         <w:t xml:space="preserve"> </w:t>
@@ -704,9 +725,27 @@
             </m:r>
           </m:e>
           <m:sup>
-            <m:r>
-              <m:t>32</m:t>
-            </m:r>
+            <m:sSub>
+              <m:e>
+                <m:r>
+                  <w:rPr>
+                    <w:color w:val="008000"/>
+                  </w:rPr>
+                  <m:t>L</m:t>
+                </m:r>
+              </m:e>
+              <m:sub>
+                <m:r>
+                  <m:rPr>
+                    <m:sty m:val="p"/>
+                  </m:rPr>
+                  <w:rPr>
+                    <w:color w:val="008000"/>
+                  </w:rPr>
+                  <m:t>win</m:t>
+                </m:r>
+              </m:sub>
+            </m:sSub>
             <m:r>
               <m:rPr>
                 <m:sty m:val="p"/>
@@ -714,7 +753,10 @@
               <m:t>×</m:t>
             </m:r>
             <m:r>
-              <m:t>5</m:t>
+              <w:rPr>
+                <w:color w:val="008000"/>
+              </w:rPr>
+              <m:t>36</m:t>
             </m:r>
           </m:sup>
         </m:sSup>
@@ -729,7 +771,16 @@
         <w:t xml:space="preserve"> </w:t>
       </w:r>
       <w:r>
-        <w:t xml:space="preserve">Normalisasi Z-score per fitur diterapkan pada HI 5-D menggunakan statistik</w:t>
+        <w:t xml:space="preserve">Normalisasi Z-score per fitur diterapkan pada </w:t>
+      </w:r>
+      <w:r>
+        <w:rPr>
+          <w:color w:val="008000"/>
+        </w:rPr>
+        <w:t xml:space="preserve">HI 36-D</w:t>
+      </w:r>
+      <w:r>
+        <w:t xml:space="preserve"> menggunakan statistik</w:t>
       </w:r>
       <w:r>
         <w:t xml:space="preserve"> </w:t>
@@ -805,7 +856,16 @@
         <w:t xml:space="preserve"> </w:t>
       </w:r>
       <w:r>
-        <w:t xml:space="preserve">Lapisan pertama memproyeksikan vektor input dari dimensi lima ke dimensi model</w:t>
+        <w:t xml:space="preserve">Lapisan pertama memproyeksikan vektor input dari dimensi </w:t>
+      </w:r>
+      <w:r>
+        <w:rPr>
+          <w:color w:val="008000"/>
+        </w:rPr>
+        <w:t xml:space="preserve">36</w:t>
+      </w:r>
+      <w:r>
+        <w:t xml:space="preserve"> ke dimensi model</w:t>
       </w:r>
       <w:r>
         <w:t xml:space="preserve"> </w:t>
@@ -1762,15 +1822,6 @@
             </m:r>
           </m:sub>
         </m:sSub>
-        <m:r>
-          <m:rPr>
-            <m:sty m:val="p"/>
-          </m:rPr>
-          <m:t>=</m:t>
-        </m:r>
-        <m:r>
-          <m:t>32</m:t>
-        </m:r>
       </m:oMath>
       <w:r>
         <w:t xml:space="preserve"> </w:t>
@@ -2294,6 +2345,11 @@
         <w:t xml:space="preserve">Semua parameter berlaku pada dataset PHM2012, XJTU-SY, dan IMS.</w:t>
       </w:r>
     </w:p>
+    <w:p>
+      <w:pPr>
+        <w:pStyle w:val="Paragraf"/>
+      </w:pPr>
+    </w:p>
     <w:tbl>
       <w:tblPr>
         <w:tblStyle w:val="Table"/>
@@ -2301,6 +2357,14 @@
         <w:tblLook w:firstRow="1" w:lastRow="0" w:firstColumn="0" w:lastColumn="0" w:noHBand="0" w:noVBand="0" w:val="0020"/>
         <w:tblCaption w:val="Konfigurasi pelatihan bersama untuk ketiga backbone RUL. Semua parameter berlaku pada dataset PHM2012, XJTU-SY, dan IMS."/>
         <w:tblLayout w:type="fixed"/>
+        <w:tblBorders>
+          <w:top w:val="single" w:sz="4" w:space="0" w:color="auto"/>
+          <w:left w:val="single" w:sz="4" w:space="0" w:color="auto"/>
+          <w:bottom w:val="single" w:sz="4" w:space="0" w:color="auto"/>
+          <w:right w:val="single" w:sz="4" w:space="0" w:color="auto"/>
+          <w:insideH w:val="single" w:sz="4" w:space="0" w:color="auto"/>
+          <w:insideV w:val="single" w:sz="4" w:space="0" w:color="auto"/>
+        </w:tblBorders>
       </w:tblPr>
       <w:tblGrid>
         <w:gridCol w:w="3966"/>
@@ -2444,7 +2508,10 @@
               <w:jc w:val="left"/>
             </w:pPr>
             <w:r>
-              <w:t xml:space="preserve">32 rekaman</w:t>
+              <w:rPr>
+                <w:color w:val="008000"/>
+              </w:rPr>
+              <w:t xml:space="preserve">64 rekaman (PHM2012); 32 (XJTU-SY, IMS)</w:t>
             </w:r>
           </w:p>
         </w:tc>
@@ -7514,6 +7581,11 @@
         <w:t xml:space="preserve">lebih baik. Pemenang RMSE dicetak tebal.</w:t>
       </w:r>
     </w:p>
+    <w:p>
+      <w:pPr>
+        <w:pStyle w:val="Paragraf"/>
+      </w:pPr>
+    </w:p>
     <w:tbl>
       <w:tblPr>
         <w:tblStyle w:val="Table"/>
@@ -7521,6 +7593,14 @@
         <w:tblLook w:firstRow="1" w:lastRow="0" w:firstColumn="0" w:lastColumn="0" w:noHBand="0" w:noVBand="0" w:val="0020"/>
         <w:tblCaption w:val="Evaluasi kinerja pada dataset PHM2012 (mean ± std, n = 3 seed). Nilai RMSE dan MAE lebih rendah lebih baik. PHM Score lebih tinggi lebih baik. Pemenang RMSE dicetak tebal."/>
         <w:tblLayout w:type="fixed"/>
+        <w:tblBorders>
+          <w:top w:val="single" w:sz="4" w:space="0" w:color="auto"/>
+          <w:left w:val="single" w:sz="4" w:space="0" w:color="auto"/>
+          <w:bottom w:val="single" w:sz="4" w:space="0" w:color="auto"/>
+          <w:right w:val="single" w:sz="4" w:space="0" w:color="auto"/>
+          <w:insideH w:val="single" w:sz="4" w:space="0" w:color="auto"/>
+          <w:insideV w:val="single" w:sz="4" w:space="0" w:color="auto"/>
+        </w:tblBorders>
       </w:tblPr>
       <w:tblGrid>
         <w:gridCol w:w="1586"/>
@@ -8326,6 +8406,11 @@
         <w:t xml:space="preserve">mencerminkan stabilitas arsitektur.</w:t>
       </w:r>
     </w:p>
+    <w:p>
+      <w:pPr>
+        <w:pStyle w:val="Paragraf"/>
+      </w:pPr>
+    </w:p>
     <w:tbl>
       <w:tblPr>
         <w:tblStyle w:val="Table"/>
@@ -8333,6 +8418,14 @@
         <w:tblLook w:firstRow="1" w:lastRow="0" w:firstColumn="0" w:lastColumn="0" w:noHBand="0" w:noVBand="0" w:val="0020"/>
         <w:tblCaption w:val="RMSE per seed pada PHM2012. Konsistensi lintas seed mencerminkan stabilitas arsitektur."/>
         <w:tblLayout w:type="fixed"/>
+        <w:tblBorders>
+          <w:top w:val="single" w:sz="4" w:space="0" w:color="auto"/>
+          <w:left w:val="single" w:sz="4" w:space="0" w:color="auto"/>
+          <w:bottom w:val="single" w:sz="4" w:space="0" w:color="auto"/>
+          <w:right w:val="single" w:sz="4" w:space="0" w:color="auto"/>
+          <w:insideH w:val="single" w:sz="4" w:space="0" w:color="auto"/>
+          <w:insideV w:val="single" w:sz="4" w:space="0" w:color="auto"/>
+        </w:tblBorders>
       </w:tblPr>
       <w:tblGrid>
         <w:gridCol w:w="1983"/>
@@ -9251,7 +9344,13 @@
         <w:t xml:space="preserve"> </w:t>
       </w:r>
       <w:r>
-        <w:t xml:space="preserve">Evaluasi kinerja pada dataset XJTU-SY (mean ± std,</w:t>
+        <w:t xml:space="preserve">Evaluasi kinerja pada dataset XJTU-SY tiga kondisi operasi yang</w:t>
+      </w:r>
+      <w:r>
+        <w:t xml:space="preserve"> </w:t>
+      </w:r>
+      <w:r>
+        <w:t xml:space="preserve">lengkap (mean ± std,</w:t>
       </w:r>
       <w:r>
         <w:t xml:space="preserve"> </w:t>
@@ -9280,74 +9379,35 @@
         <w:t xml:space="preserve">seed</w:t>
       </w:r>
       <w:r>
-        <w:t xml:space="preserve">).</w:t>
-      </w:r>
-      <w:r>
-        <w:t xml:space="preserve"> </w:t>
-      </w:r>
-      <w:r>
-        <w:t xml:space="preserve">Pemenang RMSE dicetak tebal.</w:t>
-      </w:r>
-      <w:r>
-        <w:t xml:space="preserve"> </w:t>
-      </w:r>
-      <m:oMath>
-        <m:sSup>
-          <m:e>
-            <m:r>
-              <m:t>R</m:t>
-            </m:r>
-          </m:e>
-          <m:sup>
-            <m:r>
-              <m:t>2</m:t>
-            </m:r>
-          </m:sup>
-        </m:sSup>
-      </m:oMath>
-      <w:r>
-        <w:t xml:space="preserve"> </w:t>
-      </w:r>
-      <w:r>
-        <w:t xml:space="preserve">negatif merupakan artefak dari</w:t>
-      </w:r>
-      <w:r>
-        <w:t xml:space="preserve"> </w:t>
-      </w:r>
-      <w:r>
-        <w:rPr>
-          <w:i/>
-          <w:iCs/>
-        </w:rPr>
-        <w:t xml:space="preserve">test split</w:t>
-      </w:r>
-      <w:r>
-        <w:t xml:space="preserve"> </w:t>
-      </w:r>
-      <w:r>
-        <w:t xml:space="preserve">ekstrem (dua</w:t>
-      </w:r>
-      <w:r>
-        <w:t xml:space="preserve"> </w:t>
-      </w:r>
-      <w:r>
-        <w:rPr>
-          <w:i/>
-          <w:iCs/>
-        </w:rPr>
-        <w:t xml:space="preserve">bearing</w:t>
-      </w:r>
-      <w:r>
-        <w:t xml:space="preserve">).</w:t>
-      </w:r>
+        <w:t xml:space="preserve">). Pemenang RMSE</w:t>
+      </w:r>
+      <w:r>
+        <w:t xml:space="preserve"> </w:t>
+      </w:r>
+      <w:r>
+        <w:t xml:space="preserve">dicetak tebal.</w:t>
+      </w:r>
+    </w:p>
+    <w:p>
+      <w:pPr>
+        <w:pStyle w:val="Paragraf"/>
+      </w:pPr>
     </w:p>
     <w:tbl>
       <w:tblPr>
         <w:tblStyle w:val="Table"/>
         <w:tblW w:type="dxa" w:w="7933"/>
         <w:tblLook w:firstRow="1" w:lastRow="0" w:firstColumn="0" w:lastColumn="0" w:noHBand="0" w:noVBand="0" w:val="0020"/>
-        <w:tblCaption w:val="Evaluasi kinerja pada dataset XJTU-SY (mean ± std, n = 3 seed). Pemenang RMSE dicetak tebal. R^2 negatif merupakan artefak dari test split ekstrem (dua bearing)."/>
+        <w:tblCaption w:val="Evaluasi kinerja pada dataset XJTU-SY tiga kondisi operasi yang lengkap (mean ± std, n = 3 seed). Pemenang RMSE dicetak tebal."/>
         <w:tblLayout w:type="fixed"/>
+        <w:tblBorders>
+          <w:top w:val="single" w:sz="4" w:space="0" w:color="auto"/>
+          <w:left w:val="single" w:sz="4" w:space="0" w:color="auto"/>
+          <w:bottom w:val="single" w:sz="4" w:space="0" w:color="auto"/>
+          <w:right w:val="single" w:sz="4" w:space="0" w:color="auto"/>
+          <w:insideH w:val="single" w:sz="4" w:space="0" w:color="auto"/>
+          <w:insideV w:val="single" w:sz="4" w:space="0" w:color="auto"/>
+        </w:tblBorders>
       </w:tblPr>
       <w:tblGrid>
         <w:gridCol w:w="1586"/>
@@ -9453,6 +9513,21 @@
                 </m:sup>
               </m:sSup>
             </m:oMath>
+            <w:r>
+              <w:rPr>
+                <w:b/>
+                <w:bCs/>
+              </w:rPr>
+              <w:t xml:space="preserve"> </w:t>
+            </w:r>
+            <m:oMath>
+              <m:r>
+                <m:rPr>
+                  <m:sty m:val="p"/>
+                </m:rPr>
+                <m:t>↑</m:t>
+              </m:r>
+            </m:oMath>
           </w:p>
         </w:tc>
         <w:tc>
@@ -9497,7 +9572,7 @@
                 <w:b/>
                 <w:bCs/>
               </w:rPr>
-              <w:t xml:space="preserve">N-BEATS-xLSTM-RUL</w:t>
+              <w:t xml:space="preserve">Mamba-xLSTM-Net</w:t>
             </w:r>
           </w:p>
         </w:tc>
@@ -9529,7 +9604,7 @@
                 <w:b/>
                 <w:bCs/>
               </w:rPr>
-              <w:t xml:space="preserve">259 ± 0</w:t>
+              <w:t xml:space="preserve">213 ± 0</w:t>
             </w:r>
             <w:r>
               <w:rPr>
@@ -9543,7 +9618,7 @@
                 <w:b/>
                 <w:bCs/>
               </w:rPr>
-              <w:t xml:space="preserve">003</w:t>
+              <w:t xml:space="preserve">056</w:t>
             </w:r>
           </w:p>
         </w:tc>
@@ -9563,7 +9638,7 @@
               <w:t xml:space="preserve">,</w:t>
             </w:r>
             <w:r>
-              <w:t xml:space="preserve">223</w:t>
+              <w:t xml:space="preserve">166</w:t>
             </w:r>
           </w:p>
         </w:tc>
@@ -9577,13 +9652,13 @@
               <w:jc w:val="center"/>
             </w:pPr>
             <w:r>
-              <w:t xml:space="preserve">  0</w:t>
+              <w:t xml:space="preserve">0</w:t>
             </w:r>
             <w:r>
               <w:t xml:space="preserve">,</w:t>
             </w:r>
             <w:r>
-              <w:t xml:space="preserve">002</w:t>
+              <w:t xml:space="preserve">333</w:t>
             </w:r>
           </w:p>
         </w:tc>
@@ -9597,13 +9672,25 @@
               <w:jc w:val="center"/>
             </w:pPr>
             <w:r>
+              <w:rPr>
+                <w:b/>
+                <w:bCs/>
+              </w:rPr>
               <w:t xml:space="preserve">0</w:t>
             </w:r>
             <w:r>
+              <w:rPr>
+                <w:b/>
+                <w:bCs/>
+              </w:rPr>
               <w:t xml:space="preserve">,</w:t>
             </w:r>
             <w:r>
-              <w:t xml:space="preserve">875</w:t>
+              <w:rPr>
+                <w:b/>
+                <w:bCs/>
+              </w:rPr>
+              <w:t xml:space="preserve">938</w:t>
             </w:r>
           </w:p>
         </w:tc>
@@ -9639,13 +9726,13 @@
               <w:t xml:space="preserve">,</w:t>
             </w:r>
             <w:r>
-              <w:t xml:space="preserve">263 ± 0</w:t>
+              <w:t xml:space="preserve">216 ± 0</w:t>
             </w:r>
             <w:r>
               <w:t xml:space="preserve">,</w:t>
             </w:r>
             <w:r>
-              <w:t xml:space="preserve">003</w:t>
+              <w:t xml:space="preserve">011</w:t>
             </w:r>
           </w:p>
         </w:tc>
@@ -9659,13 +9746,25 @@
               <w:jc w:val="center"/>
             </w:pPr>
             <w:r>
+              <w:rPr>
+                <w:b/>
+                <w:bCs/>
+              </w:rPr>
               <w:t xml:space="preserve">0</w:t>
             </w:r>
             <w:r>
+              <w:rPr>
+                <w:b/>
+                <w:bCs/>
+              </w:rPr>
               <w:t xml:space="preserve">,</w:t>
             </w:r>
             <w:r>
-              <w:t xml:space="preserve">222</w:t>
+              <w:rPr>
+                <w:b/>
+                <w:bCs/>
+              </w:rPr>
+              <w:t xml:space="preserve">165</w:t>
             </w:r>
           </w:p>
         </w:tc>
@@ -9679,13 +9778,25 @@
               <w:jc w:val="center"/>
             </w:pPr>
             <w:r>
-              <w:t xml:space="preserve">-0</w:t>
-            </w:r>
-            <w:r>
+              <w:rPr>
+                <w:b/>
+                <w:bCs/>
+              </w:rPr>
+              <w:t xml:space="preserve">0</w:t>
+            </w:r>
+            <w:r>
+              <w:rPr>
+                <w:b/>
+                <w:bCs/>
+              </w:rPr>
               <w:t xml:space="preserve">,</w:t>
             </w:r>
             <w:r>
-              <w:t xml:space="preserve">031</w:t>
+              <w:rPr>
+                <w:b/>
+                <w:bCs/>
+              </w:rPr>
+              <w:t xml:space="preserve">362</w:t>
             </w:r>
           </w:p>
         </w:tc>
@@ -9705,7 +9816,7 @@
               <w:t xml:space="preserve">,</w:t>
             </w:r>
             <w:r>
-              <w:t xml:space="preserve">882</w:t>
+              <w:t xml:space="preserve">915</w:t>
             </w:r>
           </w:p>
         </w:tc>
@@ -9721,7 +9832,7 @@
               <w:jc w:val="left"/>
             </w:pPr>
             <w:r>
-              <w:t xml:space="preserve">Mamba-xLSTM-Net</w:t>
+              <w:t xml:space="preserve">N-BEATS-xLSTM-RUL</w:t>
             </w:r>
           </w:p>
         </w:tc>
@@ -9741,13 +9852,13 @@
               <w:t xml:space="preserve">,</w:t>
             </w:r>
             <w:r>
-              <w:t xml:space="preserve">267 ± 0</w:t>
+              <w:t xml:space="preserve">256 ± 0</w:t>
             </w:r>
             <w:r>
               <w:t xml:space="preserve">,</w:t>
             </w:r>
             <w:r>
-              <w:t xml:space="preserve">012</w:t>
+              <w:t xml:space="preserve">010</w:t>
             </w:r>
           </w:p>
         </w:tc>
@@ -9761,25 +9872,13 @@
               <w:jc w:val="center"/>
             </w:pPr>
             <w:r>
-              <w:rPr>
-                <w:b/>
-                <w:bCs/>
-              </w:rPr>
               <w:t xml:space="preserve">0</w:t>
             </w:r>
             <w:r>
-              <w:rPr>
-                <w:b/>
-                <w:bCs/>
-              </w:rPr>
               <w:t xml:space="preserve">,</w:t>
             </w:r>
             <w:r>
-              <w:rPr>
-                <w:b/>
-                <w:bCs/>
-              </w:rPr>
-              <w:t xml:space="preserve">211</w:t>
+              <w:t xml:space="preserve">218</w:t>
             </w:r>
           </w:p>
         </w:tc>
@@ -9793,13 +9892,13 @@
               <w:jc w:val="center"/>
             </w:pPr>
             <w:r>
-              <w:t xml:space="preserve">-0</w:t>
+              <w:t xml:space="preserve">0</w:t>
             </w:r>
             <w:r>
               <w:t xml:space="preserve">,</w:t>
             </w:r>
             <w:r>
-              <w:t xml:space="preserve">061</w:t>
+              <w:t xml:space="preserve">098</w:t>
             </w:r>
           </w:p>
         </w:tc>
@@ -9813,25 +9912,13 @@
               <w:jc w:val="center"/>
             </w:pPr>
             <w:r>
-              <w:rPr>
-                <w:b/>
-                <w:bCs/>
-              </w:rPr>
               <w:t xml:space="preserve">0</w:t>
             </w:r>
             <w:r>
-              <w:rPr>
-                <w:b/>
-                <w:bCs/>
-              </w:rPr>
               <w:t xml:space="preserve">,</w:t>
             </w:r>
             <w:r>
-              <w:rPr>
-                <w:b/>
-                <w:bCs/>
-              </w:rPr>
-              <w:t xml:space="preserve">907</w:t>
+              <w:t xml:space="preserve">873</w:t>
             </w:r>
           </w:p>
         </w:tc>
@@ -9848,60 +9935,143 @@
         <w:pStyle w:val="Paragraf"/>
       </w:pPr>
       <w:r>
-        <w:t xml:space="preserve">Selisih RMSE antar model pada XJTU-SY sangat kecil, hanya 0</w:t>
+        <w:t xml:space="preserve">Pada dataset XJTU-SY tiga kondisi operasi yang lengkap, Mamba-xLSTM-Net</w:t>
+      </w:r>
+      <w:r>
+        <w:t xml:space="preserve"> </w:t>
+      </w:r>
+      <w:r>
+        <w:t xml:space="preserve">mencatat RMSE rata-rata terendah sebesar 0</w:t>
       </w:r>
       <w:r>
         <w:t xml:space="preserve">,</w:t>
       </w:r>
       <w:r>
-        <w:t xml:space="preserve">008 dari</w:t>
-      </w:r>
-      <w:r>
-        <w:t xml:space="preserve"> </w:t>
-      </w:r>
-      <w:r>
-        <w:t xml:space="preserve">terbaik ke terburuk.</w:t>
-      </w:r>
-      <w:r>
-        <w:t xml:space="preserve"> </w:t>
-      </w:r>
-      <w:r>
-        <w:t xml:space="preserve">Hal ini disebabkan oleh</w:t>
-      </w:r>
-      <w:r>
-        <w:t xml:space="preserve"> </w:t>
-      </w:r>
-      <w:r>
-        <w:rPr>
-          <w:i/>
-          <w:iCs/>
-        </w:rPr>
-        <w:t xml:space="preserve">test set</w:t>
-      </w:r>
-      <w:r>
-        <w:t xml:space="preserve"> </w:t>
-      </w:r>
-      <w:r>
-        <w:t xml:space="preserve">yang hanya berisi dua</w:t>
-      </w:r>
-      <w:r>
-        <w:t xml:space="preserve"> </w:t>
-      </w:r>
-      <w:r>
-        <w:rPr>
-          <w:i/>
-          <w:iCs/>
-        </w:rPr>
-        <w:t xml:space="preserve">bearing</w:t>
-      </w:r>
-      <w:r>
-        <w:t xml:space="preserve">;</w:t>
-      </w:r>
-      <w:r>
-        <w:t xml:space="preserve"> </w:t>
-      </w:r>
-      <w:r>
-        <w:t xml:space="preserve">variansi antar-</w:t>
+        <w:t xml:space="preserve">213 sekaligus PHM Score</w:t>
+      </w:r>
+      <w:r>
+        <w:t xml:space="preserve"> </w:t>
+      </w:r>
+      <w:r>
+        <w:t xml:space="preserve">tertinggi 0</w:t>
+      </w:r>
+      <w:r>
+        <w:t xml:space="preserve">,</w:t>
+      </w:r>
+      <w:r>
+        <w:t xml:space="preserve">938, menjadikannya pemenang pada dataset ini.</w:t>
+      </w:r>
+      <w:r>
+        <w:t xml:space="preserve"> </w:t>
+      </w:r>
+      <w:r>
+        <w:t xml:space="preserve">SparseGate-TCN-RUL menempati posisi kedua dengan selisih RMSE yang sangat</w:t>
+      </w:r>
+      <w:r>
+        <w:t xml:space="preserve"> </w:t>
+      </w:r>
+      <w:r>
+        <w:t xml:space="preserve">tipis (0</w:t>
+      </w:r>
+      <w:r>
+        <w:t xml:space="preserve">,</w:t>
+      </w:r>
+      <w:r>
+        <w:t xml:space="preserve">216), bahkan unggul pada MAE (0</w:t>
+      </w:r>
+      <w:r>
+        <w:t xml:space="preserve">,</w:t>
+      </w:r>
+      <w:r>
+        <w:t xml:space="preserve">165) dan</w:t>
+      </w:r>
+      <w:r>
+        <w:t xml:space="preserve"> </w:t>
+      </w:r>
+      <m:oMath>
+        <m:sSup>
+          <m:e>
+            <m:r>
+              <m:t>R</m:t>
+            </m:r>
+          </m:e>
+          <m:sup>
+            <m:r>
+              <m:t>2</m:t>
+            </m:r>
+          </m:sup>
+        </m:sSup>
+      </m:oMath>
+      <w:r>
+        <w:t xml:space="preserve"> </w:t>
+      </w:r>
+      <w:r>
+        <w:t xml:space="preserve">(0</w:t>
+      </w:r>
+      <w:r>
+        <w:t xml:space="preserve">,</w:t>
+      </w:r>
+      <w:r>
+        <w:t xml:space="preserve">362),</w:t>
+      </w:r>
+      <w:r>
+        <w:t xml:space="preserve"> </w:t>
+      </w:r>
+      <w:r>
+        <w:t xml:space="preserve">sedangkan N-BEATS-xLSTM-RUL berada di posisi ketiga (RMSE 0</w:t>
+      </w:r>
+      <w:r>
+        <w:t xml:space="preserve">,</w:t>
+      </w:r>
+      <w:r>
+        <w:t xml:space="preserve">256).</w:t>
+      </w:r>
+      <w:r>
+        <w:t xml:space="preserve"> </w:t>
+      </w:r>
+      <w:r>
+        <w:t xml:space="preserve">Selisih RMSE dari terbaik ke terburuk adalah 0</w:t>
+      </w:r>
+      <w:r>
+        <w:t xml:space="preserve">,</w:t>
+      </w:r>
+      <w:r>
+        <w:t xml:space="preserve">043, lebih lebar</w:t>
+      </w:r>
+      <w:r>
+        <w:t xml:space="preserve"> </w:t>
+      </w:r>
+      <w:r>
+        <w:t xml:space="preserve">dibandingkan hasil pada subset dua kondisi sebelum perbaikan dataset karena</w:t>
+      </w:r>
+      <w:r>
+        <w:t xml:space="preserve"> </w:t>
+      </w:r>
+      <w:r>
+        <w:rPr>
+          <w:i/>
+          <w:iCs/>
+        </w:rPr>
+        <w:t xml:space="preserve">test split</w:t>
+      </w:r>
+      <w:r>
+        <w:t xml:space="preserve"> </w:t>
+      </w:r>
+      <w:r>
+        <w:t xml:space="preserve">tiga kondisi mencakup keragaman beban yang lebih besar.</w:t>
+      </w:r>
+    </w:p>
+    <w:p>
+      <w:pPr>
+        <w:pStyle w:val="Paragraf"/>
+      </w:pPr>
+    </w:p>
+    <w:p>
+      <w:pPr>
+        <w:pStyle w:val="Paragraf"/>
+      </w:pPr>
+      <w:r>
+        <w:t xml:space="preserve">Keunggulan RMSE Mamba-xLSTM-Net disertai variansi antar-</w:t>
       </w:r>
       <w:r>
         <w:rPr>
@@ -9914,31 +10084,13 @@
         <w:t xml:space="preserve"> </w:t>
       </w:r>
       <w:r>
-        <w:t xml:space="preserve">dengan demikian mendominasi variasi hasil</w:t>
-      </w:r>
-      <w:r>
-        <w:t xml:space="preserve"> </w:t>
-      </w:r>
-      <w:r>
-        <w:t xml:space="preserve">dibandingkan perbedaan antar-arsitektur.</w:t>
-      </w:r>
-      <w:r>
-        <w:t xml:space="preserve"> </w:t>
-      </w:r>
-      <w:r>
-        <w:t xml:space="preserve">N-BEATS-xLSTM-RUL unggul tipis pada RMSE (0</w:t>
-      </w:r>
-      <w:r>
-        <w:t xml:space="preserve">,</w:t>
-      </w:r>
-      <w:r>
-        <w:t xml:space="preserve">259) dan menunjukkan</w:t>
-      </w:r>
-      <w:r>
-        <w:t xml:space="preserve"> </w:t>
-      </w:r>
-      <w:r>
-        <w:t xml:space="preserve">stabilitas tertinggi (</w:t>
+        <w:t xml:space="preserve">yang</w:t>
+      </w:r>
+      <w:r>
+        <w:t xml:space="preserve"> </w:t>
+      </w:r>
+      <w:r>
+        <w:t xml:space="preserve">relatif tinggi (</w:t>
       </w:r>
       <m:oMath>
         <m:r>
@@ -9964,36 +10116,166 @@
         <w:t xml:space="preserve">,</w:t>
       </w:r>
       <w:r>
-        <w:t xml:space="preserve">003), sedangkan Mamba-xLSTM-Net</w:t>
-      </w:r>
-      <w:r>
-        <w:t xml:space="preserve"> </w:t>
-      </w:r>
-      <w:r>
-        <w:t xml:space="preserve">mencatat PHM Score tertinggi (0</w:t>
+        <w:t xml:space="preserve">056), terbesar di antara ketiga</w:t>
+      </w:r>
+      <w:r>
+        <w:t xml:space="preserve"> </w:t>
+      </w:r>
+      <w:r>
+        <w:rPr>
+          <w:i/>
+          <w:iCs/>
+        </w:rPr>
+        <w:t xml:space="preserve">backbone</w:t>
+      </w:r>
+      <w:r>
+        <w:t xml:space="preserve">; hal ini disebabkan oleh sebaran RMSE per</w:t>
+      </w:r>
+      <w:r>
+        <w:t xml:space="preserve"> </w:t>
+      </w:r>
+      <w:r>
+        <w:rPr>
+          <w:i/>
+          <w:iCs/>
+        </w:rPr>
+        <w:t xml:space="preserve">seed</w:t>
+      </w:r>
+      <w:r>
+        <w:t xml:space="preserve"> </w:t>
+      </w:r>
+      <w:r>
+        <w:t xml:space="preserve">yang lebar (0</w:t>
       </w:r>
       <w:r>
         <w:t xml:space="preserve">,</w:t>
       </w:r>
       <w:r>
-        <w:t xml:space="preserve">907) yang mencerminkan kecenderungan</w:t>
-      </w:r>
-      <w:r>
-        <w:t xml:space="preserve"> </w:t>
-      </w:r>
-      <w:r>
-        <w:t xml:space="preserve">arsitektur ini untuk memprediksi RUL secara konservatif.</w:t>
-      </w:r>
-    </w:p>
-    <w:p>
-      <w:pPr>
-        <w:pStyle w:val="Paragraf"/>
-      </w:pPr>
-    </w:p>
-    <w:p>
-      <w:pPr>
-        <w:pStyle w:val="Paragraf"/>
-      </w:pPr>
+        <w:t xml:space="preserve">153 pada</w:t>
+      </w:r>
+      <w:r>
+        <w:t xml:space="preserve"> </w:t>
+      </w:r>
+      <w:r>
+        <w:rPr>
+          <w:i/>
+          <w:iCs/>
+        </w:rPr>
+        <w:t xml:space="preserve">seed</w:t>
+      </w:r>
+      <w:r>
+        <w:t xml:space="preserve"> 42 hingga 0</w:t>
+      </w:r>
+      <w:r>
+        <w:t xml:space="preserve">,</w:t>
+      </w:r>
+      <w:r>
+        <w:t xml:space="preserve">289 pada</w:t>
+      </w:r>
+      <w:r>
+        <w:t xml:space="preserve"> </w:t>
+      </w:r>
+      <w:r>
+        <w:rPr>
+          <w:i/>
+          <w:iCs/>
+        </w:rPr>
+        <w:t xml:space="preserve">seed</w:t>
+      </w:r>
+      <w:r>
+        <w:t xml:space="preserve"> 44).</w:t>
+      </w:r>
+      <w:r>
+        <w:t xml:space="preserve"> </w:t>
+      </w:r>
+      <w:r>
+        <w:t xml:space="preserve">Sebaliknya, N-BEATS-xLSTM-RUL dan SparseGate-TCN-RUL menunjukkan stabilitas</w:t>
+      </w:r>
+      <w:r>
+        <w:t xml:space="preserve"> </w:t>
+      </w:r>
+      <w:r>
+        <w:t xml:space="preserve">lintas</w:t>
+      </w:r>
+      <w:r>
+        <w:t xml:space="preserve"> </w:t>
+      </w:r>
+      <w:r>
+        <w:rPr>
+          <w:i/>
+          <w:iCs/>
+        </w:rPr>
+        <w:t xml:space="preserve">seed</w:t>
+      </w:r>
+      <w:r>
+        <w:t xml:space="preserve"> </w:t>
+      </w:r>
+      <w:r>
+        <w:t xml:space="preserve">yang lebih tinggi (</w:t>
+      </w:r>
+      <m:oMath>
+        <m:r>
+          <m:t>σ</m:t>
+        </m:r>
+        <m:r>
+          <m:rPr>
+            <m:sty m:val="p"/>
+          </m:rPr>
+          <m:t>=</m:t>
+        </m:r>
+        <m:r>
+          <m:rPr>
+            <m:sty m:val="p"/>
+          </m:rPr>
+          <m:t>±</m:t>
+        </m:r>
+      </m:oMath>
+      <w:r>
+        <w:t xml:space="preserve">0</w:t>
+      </w:r>
+      <w:r>
+        <w:t xml:space="preserve">,</w:t>
+      </w:r>
+      <w:r>
+        <w:t xml:space="preserve">010 dan</w:t>
+      </w:r>
+      <w:r>
+        <w:t xml:space="preserve"> </w:t>
+      </w:r>
+      <w:r>
+        <w:t xml:space="preserve">±0</w:t>
+      </w:r>
+      <w:r>
+        <w:t xml:space="preserve">,</w:t>
+      </w:r>
+      <w:r>
+        <w:t xml:space="preserve">011), mencerminkan</w:t>
+      </w:r>
+      <w:r>
+        <w:t xml:space="preserve"> </w:t>
+      </w:r>
+      <w:r>
+        <w:rPr>
+          <w:i/>
+          <w:iCs/>
+        </w:rPr>
+        <w:t xml:space="preserve">prior</w:t>
+      </w:r>
+      <w:r>
+        <w:t xml:space="preserve"> </w:t>
+      </w:r>
+      <w:r>
+        <w:t xml:space="preserve">struktural yang menekan sensitivitas</w:t>
+      </w:r>
+      <w:r>
+        <w:t xml:space="preserve"> </w:t>
+      </w:r>
+      <w:r>
+        <w:t xml:space="preserve">terhadap inisialisasi acak. Nilai</w:t>
+      </w:r>
+      <w:r>
+        <w:t xml:space="preserve"> </w:t>
+      </w:r>
       <m:oMath>
         <m:sSup>
           <m:e>
@@ -10012,23 +10294,41 @@
         <w:t xml:space="preserve"> </w:t>
       </w:r>
       <w:r>
-        <w:t xml:space="preserve">negatif pada hampir semua model merupakan artefak statistik dari</w:t>
-      </w:r>
-      <w:r>
-        <w:t xml:space="preserve"> </w:t>
-      </w:r>
-      <w:r>
-        <w:rPr>
-          <w:i/>
-          <w:iCs/>
-        </w:rPr>
-        <w:t xml:space="preserve">test split</w:t>
-      </w:r>
-      <w:r>
-        <w:t xml:space="preserve"> </w:t>
-      </w:r>
-      <w:r>
-        <w:t xml:space="preserve">yang sangat terbatas: dengan hanya dua</w:t>
+        <w:t xml:space="preserve">yang positif untuk ketiga model</w:t>
+      </w:r>
+      <w:r>
+        <w:t xml:space="preserve"> </w:t>
+      </w:r>
+      <w:r>
+        <w:t xml:space="preserve">menegaskan bahwa pada dataset tiga kondisi yang lengkap, prediksi RUL</w:t>
+      </w:r>
+      <w:r>
+        <w:t xml:space="preserve"> </w:t>
+      </w:r>
+      <w:r>
+        <w:t xml:space="preserve">seluruh</w:t>
+      </w:r>
+      <w:r>
+        <w:t xml:space="preserve"> </w:t>
+      </w:r>
+      <w:r>
+        <w:rPr>
+          <w:i/>
+          <w:iCs/>
+        </w:rPr>
+        <w:t xml:space="preserve">backbone</w:t>
+      </w:r>
+      <w:r>
+        <w:t xml:space="preserve"> </w:t>
+      </w:r>
+      <w:r>
+        <w:t xml:space="preserve">mengungguli prediktor rata-rata, berbeda dari subset</w:t>
+      </w:r>
+      <w:r>
+        <w:t xml:space="preserve"> </w:t>
+      </w:r>
+      <w:r>
+        <w:t xml:space="preserve">dua</w:t>
       </w:r>
       <w:r>
         <w:t xml:space="preserve"> </w:t>
@@ -10041,89 +10341,10 @@
         <w:t xml:space="preserve">bearing</w:t>
       </w:r>
       <w:r>
-        <w:t xml:space="preserve">,</w:t>
-      </w:r>
-      <w:r>
-        <w:t xml:space="preserve"> </w:t>
-      </w:r>
-      <m:oMath>
-        <m:r>
-          <m:t>S</m:t>
-        </m:r>
-        <m:sSub>
-          <m:e>
-            <m:r>
-              <m:t>S</m:t>
-            </m:r>
-          </m:e>
-          <m:sub>
-            <m:r>
-              <m:rPr>
-                <m:sty m:val="p"/>
-              </m:rPr>
-              <m:t>t</m:t>
-            </m:r>
-            <m:r>
-              <m:rPr>
-                <m:sty m:val="p"/>
-              </m:rPr>
-              <m:t>o</m:t>
-            </m:r>
-            <m:r>
-              <m:rPr>
-                <m:sty m:val="p"/>
-              </m:rPr>
-              <m:t>t</m:t>
-            </m:r>
-          </m:sub>
-        </m:sSub>
-      </m:oMath>
-      <w:r>
-        <w:t xml:space="preserve"> </w:t>
-      </w:r>
-      <w:r>
-        <w:t xml:space="preserve">menjadi sangat kecil sehingga</w:t>
-      </w:r>
-      <w:r>
-        <w:t xml:space="preserve"> </w:t>
-      </w:r>
-      <m:oMath>
-        <m:sSup>
-          <m:e>
-            <m:r>
-              <m:t>R</m:t>
-            </m:r>
-          </m:e>
-          <m:sup>
-            <m:r>
-              <m:t>2</m:t>
-            </m:r>
-          </m:sup>
-        </m:sSup>
-      </m:oMath>
-      <w:r>
-        <w:t xml:space="preserve"> </w:t>
-      </w:r>
-      <w:r>
-        <w:t xml:space="preserve">kehilangan</w:t>
-      </w:r>
-      <w:r>
-        <w:t xml:space="preserve"> </w:t>
-      </w:r>
-      <w:r>
-        <w:t xml:space="preserve">interpretabilitasnya.</w:t>
-      </w:r>
-      <w:r>
-        <w:t xml:space="preserve"> </w:t>
-      </w:r>
-      <w:r>
-        <w:t xml:space="preserve">RMSE dipertahankan sebagai satu-satunya metrik yang dapat dibandingkan</w:t>
-      </w:r>
-      <w:r>
-        <w:t xml:space="preserve"> </w:t>
-      </w:r>
-      <w:r>
-        <w:t xml:space="preserve">secara adil lintas ketiga dataset prognostik.</w:t>
+        <w:t xml:space="preserve"> </w:t>
+      </w:r>
+      <w:r>
+        <w:t xml:space="preserve">sebelum perbaikan dataset.</w:t>
       </w:r>
     </w:p>
     <w:p>
@@ -10783,6 +11004,11 @@
         <w:t xml:space="preserve">).</w:t>
       </w:r>
     </w:p>
+    <w:p>
+      <w:pPr>
+        <w:pStyle w:val="Paragraf"/>
+      </w:pPr>
+    </w:p>
     <w:tbl>
       <w:tblPr>
         <w:tblStyle w:val="Table"/>
@@ -10790,6 +11016,14 @@
         <w:tblLook w:firstRow="1" w:lastRow="0" w:firstColumn="0" w:lastColumn="0" w:noHBand="0" w:noVBand="0" w:val="0020"/>
         <w:tblCaption w:val="Rangkuman kinerja terbaik (backbone pemenang per dataset) berdasarkan RMSE (mean ± std, 3 seed)."/>
         <w:tblLayout w:type="fixed"/>
+        <w:tblBorders>
+          <w:top w:val="single" w:sz="4" w:space="0" w:color="auto"/>
+          <w:left w:val="single" w:sz="4" w:space="0" w:color="auto"/>
+          <w:bottom w:val="single" w:sz="4" w:space="0" w:color="auto"/>
+          <w:right w:val="single" w:sz="4" w:space="0" w:color="auto"/>
+          <w:insideH w:val="single" w:sz="4" w:space="0" w:color="auto"/>
+          <w:insideV w:val="single" w:sz="4" w:space="0" w:color="auto"/>
+        </w:tblBorders>
       </w:tblPr>
       <w:tblGrid>
         <w:gridCol w:w="2644"/>
@@ -10940,7 +11174,7 @@
               <w:jc w:val="left"/>
             </w:pPr>
             <w:r>
-              <w:t xml:space="preserve">N-BEATS-xLSTM-RUL</w:t>
+              <w:t xml:space="preserve">Mamba-xLSTM-Net</w:t>
             </w:r>
           </w:p>
         </w:tc>
@@ -10954,7 +11188,7 @@
               <w:jc w:val="center"/>
             </w:pPr>
             <w:r>
-              <w:t xml:space="preserve">0,259 ± 0,003</w:t>
+              <w:t xml:space="preserve">0,213 ± 0,056</w:t>
             </w:r>
           </w:p>
         </w:tc>
@@ -11021,13 +11255,19 @@
         <w:t xml:space="preserve"> </w:t>
       </w:r>
       <w:r>
-        <w:t xml:space="preserve">Pertama, tidak ada satu arsitektur yang mendominasi semua dataset: SparseGate</w:t>
-      </w:r>
-      <w:r>
-        <w:t xml:space="preserve"> </w:t>
-      </w:r>
-      <w:r>
-        <w:t xml:space="preserve">unggul pada PHM2012, N-BEATS pada XJTU-SY, dan Mamba pada IMS.</w:t>
+        <w:t xml:space="preserve">Pertama, tidak ada satu arsitektur yang mendominasi semua dataset:</w:t>
+      </w:r>
+      <w:r>
+        <w:t xml:space="preserve"> </w:t>
+      </w:r>
+      <w:r>
+        <w:t xml:space="preserve">SparseGate-TCN-RUL unggul pada PHM2012, sedangkan Mamba-xLSTM-Net unggul</w:t>
+      </w:r>
+      <w:r>
+        <w:t xml:space="preserve"> </w:t>
+      </w:r>
+      <w:r>
+        <w:t xml:space="preserve">pada XJTU-SY dan IMS.</w:t>
       </w:r>
       <w:r>
         <w:t xml:space="preserve"> </w:t>
@@ -11067,38 +11307,53 @@
         <w:t xml:space="preserve"> </w:t>
       </w:r>
       <w:r>
-        <w:t xml:space="preserve">Kedua, Mamba-xLSTM-Net secara konsisten memberikan</w:t>
-      </w:r>
-      <w:r>
-        <w:t xml:space="preserve"> </w:t>
-      </w:r>
-      <w:r>
-        <w:rPr>
-          <w:i/>
-          <w:iCs/>
-        </w:rPr>
-        <w:t xml:space="preserve">trade-off</w:t>
-      </w:r>
-      <w:r>
-        <w:t xml:space="preserve"> </w:t>
-      </w:r>
-      <w:r>
-        <w:t xml:space="preserve">terbaik</w:t>
-      </w:r>
-      <w:r>
-        <w:t xml:space="preserve"> </w:t>
-      </w:r>
-      <w:r>
-        <w:t xml:space="preserve">antara kinerja prognostik (kompetitif pada semua dataset) dan stabilitas</w:t>
-      </w:r>
-      <w:r>
-        <w:t xml:space="preserve"> </w:t>
-      </w:r>
-      <w:r>
-        <w:t xml:space="preserve">lintas</w:t>
-      </w:r>
-      <w:r>
-        <w:t xml:space="preserve"> </w:t>
+        <w:t xml:space="preserve">Kedua, Mamba-xLSTM-Net memberikan kinerja prognostik terbaik pada dua dari</w:t>
+      </w:r>
+      <w:r>
+        <w:t xml:space="preserve"> </w:t>
+      </w:r>
+      <w:r>
+        <w:t xml:space="preserve">tiga dataset (RMSE 0</w:t>
+      </w:r>
+      <w:r>
+        <w:t xml:space="preserve">,</w:t>
+      </w:r>
+      <w:r>
+        <w:t xml:space="preserve">213 pada XJTU-SY dan 0</w:t>
+      </w:r>
+      <w:r>
+        <w:t xml:space="preserve">,</w:t>
+      </w:r>
+      <w:r>
+        <w:t xml:space="preserve">407 pada IMS), menjadikannya</w:t>
+      </w:r>
+      <w:r>
+        <w:t xml:space="preserve"> </w:t>
+      </w:r>
+      <w:r>
+        <w:t xml:space="preserve">pilihan</w:t>
+      </w:r>
+      <w:r>
+        <w:t xml:space="preserve"> </w:t>
+      </w:r>
+      <w:r>
+        <w:rPr>
+          <w:i/>
+          <w:iCs/>
+        </w:rPr>
+        <w:t xml:space="preserve">backbone</w:t>
+      </w:r>
+      <w:r>
+        <w:t xml:space="preserve"> </w:t>
+      </w:r>
+      <w:r>
+        <w:t xml:space="preserve">utama untuk analisis interpretabilitas; meskipun pada</w:t>
+      </w:r>
+      <w:r>
+        <w:t xml:space="preserve"> </w:t>
+      </w:r>
+      <w:r>
+        <w:t xml:space="preserve">XJTU-SY keunggulan akurasinya disertai variansi antar-</w:t>
       </w:r>
       <w:r>
         <w:rPr>
@@ -11111,7 +11366,13 @@
         <w:t xml:space="preserve"> </w:t>
       </w:r>
       <w:r>
-        <w:t xml:space="preserve">(deviasi standar rendah), menjadikannya pilihan</w:t>
+        <w:t xml:space="preserve">yang lebih</w:t>
+      </w:r>
+      <w:r>
+        <w:t xml:space="preserve"> </w:t>
+      </w:r>
+      <w:r>
+        <w:t xml:space="preserve">tinggi dibandingkan kedua</w:t>
       </w:r>
       <w:r>
         <w:t xml:space="preserve"> </w:t>
@@ -11127,19 +11388,19 @@
         <w:t xml:space="preserve"> </w:t>
       </w:r>
       <w:r>
-        <w:t xml:space="preserve">utama untuk analisis interpretabilitas.</w:t>
-      </w:r>
-      <w:r>
-        <w:t xml:space="preserve"> </w:t>
-      </w:r>
-      <w:r>
-        <w:t xml:space="preserve">Ketiga, N-BEATS-xLSTM-RUL memperlihatkan deviasi standar terkecil secara</w:t>
-      </w:r>
-      <w:r>
-        <w:t xml:space="preserve"> </w:t>
-      </w:r>
-      <w:r>
-        <w:t xml:space="preserve">konsisten (</w:t>
+        <w:t xml:space="preserve">pembanding.</w:t>
+      </w:r>
+      <w:r>
+        <w:t xml:space="preserve"> </w:t>
+      </w:r>
+      <w:r>
+        <w:t xml:space="preserve">Ketiga, N-BEATS-xLSTM-RUL dan SparseGate-TCN-RUL memperlihatkan deviasi</w:t>
+      </w:r>
+      <w:r>
+        <w:t xml:space="preserve"> </w:t>
+      </w:r>
+      <w:r>
+        <w:t xml:space="preserve">standar terkecil pada XJTU-SY (</w:t>
       </w:r>
       <m:oMath>
         <m:r>
@@ -11165,7 +11426,19 @@
         <w:t xml:space="preserve">,</w:t>
       </w:r>
       <w:r>
-        <w:t xml:space="preserve">003 pada XJTU-SY), mengkonfirmasi bahwa</w:t>
+        <w:t xml:space="preserve">010 dan ±0</w:t>
+      </w:r>
+      <w:r>
+        <w:t xml:space="preserve">,</w:t>
+      </w:r>
+      <w:r>
+        <w:t xml:space="preserve">011),</w:t>
+      </w:r>
+      <w:r>
+        <w:t xml:space="preserve"> </w:t>
+      </w:r>
+      <w:r>
+        <w:t xml:space="preserve">mengkonfirmasi bahwa</w:t>
       </w:r>
       <w:r>
         <w:t xml:space="preserve"> </w:t>
@@ -11181,13 +11454,29 @@
         <w:t xml:space="preserve"> </w:t>
       </w:r>
       <w:r>
-        <w:t xml:space="preserve">struktural basis-blok degradasi menekan sensitivitas terhadap</w:t>
-      </w:r>
-      <w:r>
-        <w:t xml:space="preserve"> </w:t>
-      </w:r>
-      <w:r>
-        <w:t xml:space="preserve">inisialisasi acak.</w:t>
+        <w:t xml:space="preserve">struktural basis-blok degradasi dan gerbang</w:t>
+      </w:r>
+      <w:r>
+        <w:t xml:space="preserve"> </w:t>
+      </w:r>
+      <w:r>
+        <w:t xml:space="preserve">fitur</w:t>
+      </w:r>
+      <w:r>
+        <w:t xml:space="preserve"> </w:t>
+      </w:r>
+      <w:r>
+        <w:rPr>
+          <w:i/>
+          <w:iCs/>
+        </w:rPr>
+        <w:t xml:space="preserve">sparse</w:t>
+      </w:r>
+      <w:r>
+        <w:t xml:space="preserve"> </w:t>
+      </w:r>
+      <w:r>
+        <w:t xml:space="preserve">menekan sensitivitas terhadap inisialisasi acak.</w:t>
       </w:r>
     </w:p>
     <w:p>
@@ -11493,6 +11782,11 @@
         <w:t xml:space="preserve">, 2025)</w:t>
       </w:r>
     </w:p>
+    <w:p>
+      <w:pPr>
+        <w:pStyle w:val="Paragraf"/>
+      </w:pPr>
+    </w:p>
     <w:tbl>
       <w:tblPr>
         <w:tblStyle w:val="Table"/>
@@ -11500,6 +11794,14 @@
         <w:tblLook w:firstRow="1" w:lastRow="0" w:firstColumn="0" w:lastColumn="0" w:noHBand="0" w:noVBand="0" w:val="0020"/>
         <w:tblCaption w:val="Hit-rate fitur SAE terhadap BPFx (threshold |r| \geq 0{,}30, d_{\mathrm{lat}} = 1.024). Nilai ditampilkan untuk backbone terbaik per dataset; kolom Fisika menyatakan konsistensi dengan mode kegagalan yang terdokumentasi. (Suharto dan ko-promotor, 2025)"/>
         <w:tblLayout w:type="fixed"/>
+        <w:tblBorders>
+          <w:top w:val="single" w:sz="4" w:space="0" w:color="auto"/>
+          <w:left w:val="single" w:sz="4" w:space="0" w:color="auto"/>
+          <w:bottom w:val="single" w:sz="4" w:space="0" w:color="auto"/>
+          <w:right w:val="single" w:sz="4" w:space="0" w:color="auto"/>
+          <w:insideH w:val="single" w:sz="4" w:space="0" w:color="auto"/>
+          <w:insideV w:val="single" w:sz="4" w:space="0" w:color="auto"/>
+        </w:tblBorders>
       </w:tblPr>
       <w:tblGrid>
         <w:gridCol w:w="1133"/>
@@ -11808,7 +12110,13 @@
               <w:jc w:val="center"/>
             </w:pPr>
             <w:r>
-              <w:t xml:space="preserve">0</w:t>
+              <w:t xml:space="preserve">1</w:t>
+            </w:r>
+            <w:r>
+              <w:t xml:space="preserve">,</w:t>
+            </w:r>
+            <w:r>
+              <w:t xml:space="preserve">5%</w:t>
             </w:r>
           </w:p>
         </w:tc>
@@ -11822,25 +12130,13 @@
               <w:jc w:val="center"/>
             </w:pPr>
             <w:r>
-              <w:rPr>
-                <w:b/>
-                <w:bCs/>
-              </w:rPr>
-              <w:t xml:space="preserve">2</w:t>
-            </w:r>
-            <w:r>
-              <w:rPr>
-                <w:b/>
-                <w:bCs/>
-              </w:rPr>
+              <w:t xml:space="preserve">0</w:t>
+            </w:r>
+            <w:r>
               <w:t xml:space="preserve">,</w:t>
             </w:r>
             <w:r>
-              <w:rPr>
-                <w:b/>
-                <w:bCs/>
-              </w:rPr>
-              <w:t xml:space="preserve">2%</w:t>
+              <w:t xml:space="preserve">7%</w:t>
             </w:r>
           </w:p>
         </w:tc>
@@ -11854,13 +12150,25 @@
               <w:jc w:val="center"/>
             </w:pPr>
             <w:r>
-              <w:t xml:space="preserve">0</w:t>
-            </w:r>
-            <w:r>
+              <w:rPr>
+                <w:b/>
+                <w:bCs/>
+              </w:rPr>
+              <w:t xml:space="preserve">1</w:t>
+            </w:r>
+            <w:r>
+              <w:rPr>
+                <w:b/>
+                <w:bCs/>
+              </w:rPr>
               <w:t xml:space="preserve">,</w:t>
             </w:r>
             <w:r>
-              <w:t xml:space="preserve">3%</w:t>
+              <w:rPr>
+                <w:b/>
+                <w:bCs/>
+              </w:rPr>
+              <w:t xml:space="preserve">6%</w:t>
             </w:r>
           </w:p>
         </w:tc>
@@ -11876,6 +12184,12 @@
             <w:r>
               <w:t xml:space="preserve">0</w:t>
             </w:r>
+            <w:r>
+              <w:t xml:space="preserve">,</w:t>
+            </w:r>
+            <w:r>
+              <w:t xml:space="preserve">2%</w:t>
+            </w:r>
           </w:p>
         </w:tc>
         <w:tc>
@@ -11902,17 +12216,7 @@
               <w:jc w:val="left"/>
             </w:pPr>
             <w:r>
-              <w:rPr>
-                <w:i/>
-                <w:iCs/>
-              </w:rPr>
-              <w:t xml:space="preserve">Outer-race spalling</w:t>
-            </w:r>
-            <w:r>
-              <w:t xml:space="preserve"> </w:t>
-            </w:r>
-            <w:r>
-              <w:t xml:space="preserve">dominan</w:t>
+              <w:t xml:space="preserve">BPFI/BSF/BPFO; keragaman mode kegagalan lintas kondisi</w:t>
             </w:r>
           </w:p>
         </w:tc>
@@ -12351,29 +12655,53 @@
         <w:t xml:space="preserve"> </w:t>
       </w:r>
       <w:r>
-        <w:t xml:space="preserve">Pada XJTU-SY, BPFO mendominasi (2</w:t>
+        <w:t xml:space="preserve">Pada XJTU-SY dengan dataset tiga kondisi operasi yang lengkap,</w:t>
+      </w:r>
+      <w:r>
+        <w:t xml:space="preserve"> </w:t>
+      </w:r>
+      <w:r>
+        <w:rPr>
+          <w:i/>
+          <w:iCs/>
+        </w:rPr>
+        <w:t xml:space="preserve">hit-rate</w:t>
+      </w:r>
+      <w:r>
+        <w:t xml:space="preserve"> </w:t>
+      </w:r>
+      <w:r>
+        <w:t xml:space="preserve">justru tersebar pada BSF (1</w:t>
       </w:r>
       <w:r>
         <w:t xml:space="preserve">,</w:t>
       </w:r>
       <w:r>
-        <w:t xml:space="preserve">2%) sesuai dengan karakter</w:t>
-      </w:r>
-      <w:r>
-        <w:t xml:space="preserve"> </w:t>
-      </w:r>
-      <w:r>
-        <w:rPr>
-          <w:i/>
-          <w:iCs/>
-        </w:rPr>
-        <w:t xml:space="preserve">outer-race spalling</w:t>
-      </w:r>
-      <w:r>
-        <w:t xml:space="preserve"> </w:t>
-      </w:r>
-      <w:r>
-        <w:t xml:space="preserve">yang terdokumentasi pada</w:t>
+        <w:t xml:space="preserve">6%), BPFI (1</w:t>
+      </w:r>
+      <w:r>
+        <w:t xml:space="preserve">,</w:t>
+      </w:r>
+      <w:r>
+        <w:t xml:space="preserve">5%), dan BPFO (0</w:t>
+      </w:r>
+      <w:r>
+        <w:t xml:space="preserve">,</w:t>
+      </w:r>
+      <w:r>
+        <w:t xml:space="preserve">7%), tidak</w:t>
+      </w:r>
+      <w:r>
+        <w:t xml:space="preserve"> </w:t>
+      </w:r>
+      <w:r>
+        <w:t xml:space="preserve">lagi terpusat pada satu frekuensi karakteristik. Sebaran ini mencerminkan</w:t>
+      </w:r>
+      <w:r>
+        <w:t xml:space="preserve"> </w:t>
+      </w:r>
+      <w:r>
+        <w:t xml:space="preserve">keragaman mode kegagalan lintas tiga kondisi beban pada</w:t>
       </w:r>
       <w:r>
         <w:t xml:space="preserve"> </w:t>
@@ -12398,7 +12726,29 @@
         <w:t xml:space="preserve">(Wang dkk., 2020)</w:t>
       </w:r>
       <w:r>
-        <w:t xml:space="preserve">.</w:t>
+        <w:t xml:space="preserve">, berbeda dari subset dua kondisi sebelum</w:t>
+      </w:r>
+      <w:r>
+        <w:t xml:space="preserve"> </w:t>
+      </w:r>
+      <w:r>
+        <w:t xml:space="preserve">perbaikan dataset yang memperlihatkan dominasi</w:t>
+      </w:r>
+      <w:r>
+        <w:t xml:space="preserve"> </w:t>
+      </w:r>
+      <w:r>
+        <w:rPr>
+          <w:i/>
+          <w:iCs/>
+        </w:rPr>
+        <w:t xml:space="preserve">outer-race</w:t>
+      </w:r>
+      <w:r>
+        <w:t xml:space="preserve"> </w:t>
+      </w:r>
+      <w:r>
+        <w:t xml:space="preserve">tunggal.</w:t>
       </w:r>
     </w:p>
     <w:p>
@@ -12414,7 +12764,7 @@
       <w:r>
         <w:drawing>
           <wp:inline>
-            <wp:extent cx="4281836" cy="2854557"/>
+            <wp:extent cx="4281836" cy="2997285"/>
             <wp:effectExtent b="0" l="0" r="0" t="0"/>
             <wp:docPr descr="" title="" id="66" name="Picture"/>
             <a:graphic>
@@ -12435,7 +12785,7 @@
                   <pic:spPr bwMode="auto">
                     <a:xfrm>
                       <a:off x="0" y="0"/>
-                      <a:ext cx="4281836" cy="2854557"/>
+                      <a:ext cx="4281836" cy="2997285"/>
                     </a:xfrm>
                     <a:prstGeom prst="rect">
                       <a:avLst/>
@@ -12488,13 +12838,23 @@
         <w:t xml:space="preserve"> </w:t>
       </w:r>
       <w:r>
-        <w:t xml:space="preserve">fitur SAE ke BPFx per dataset dengan anotasi</w:t>
-      </w:r>
-      <w:r>
-        <w:t xml:space="preserve"> </w:t>
-      </w:r>
-      <w:r>
-        <w:t xml:space="preserve">nilai</w:t>
+        <w:t xml:space="preserve">fitur SAE ke BPFx (</w:t>
+      </w:r>
+      <w:r>
+        <w:rPr>
+          <w:i/>
+          <w:iCs/>
+        </w:rPr>
+        <w:t xml:space="preserve">point estimate</w:t>
+      </w:r>
+      <w:r>
+        <w:t xml:space="preserve">) per</w:t>
+      </w:r>
+      <w:r>
+        <w:t xml:space="preserve"> </w:t>
+      </w:r>
+      <w:r>
+        <w:t xml:space="preserve">dataset dengan anotasi nilai</w:t>
       </w:r>
       <w:r>
         <w:t xml:space="preserve"> </w:t>
@@ -12523,19 +12883,49 @@
         <w:t xml:space="preserve">permutation test</w:t>
       </w:r>
       <w:r>
-        <w:t xml:space="preserve">. Batang berwarna biru</w:t>
-      </w:r>
-      <w:r>
-        <w:t xml:space="preserve"> </w:t>
-      </w:r>
-      <w:r>
-        <w:t xml:space="preserve">untuk BPFI dan merah untuk BPFO. BSF ditampilkan dengan batang</w:t>
-      </w:r>
-      <w:r>
-        <w:t xml:space="preserve"> </w:t>
-      </w:r>
-      <w:r>
-        <w:t xml:space="preserve">abu-abu. Dataset CWRU ditandai sebagai</w:t>
+        <w:t xml:space="preserve">.</w:t>
+      </w:r>
+      <w:r>
+        <w:t xml:space="preserve"> </w:t>
+      </w:r>
+      <w:r>
+        <w:t xml:space="preserve">Batang berwarna biru untuk BPFI, merah untuk BPFO, abu-abu untuk</w:t>
+      </w:r>
+      <w:r>
+        <w:t xml:space="preserve"> </w:t>
+      </w:r>
+      <w:r>
+        <w:t xml:space="preserve">BSF, dan ungu untuk FTF. Nilai</w:t>
+      </w:r>
+      <w:r>
+        <w:t xml:space="preserve"> </w:t>
+      </w:r>
+      <w:r>
+        <w:rPr>
+          <w:i/>
+          <w:iCs/>
+        </w:rPr>
+        <w:t xml:space="preserve">hit-rate</w:t>
+      </w:r>
+      <w:r>
+        <w:t xml:space="preserve"> </w:t>
+      </w:r>
+      <w:r>
+        <w:t xml:space="preserve">konsisten dengan</w:t>
+      </w:r>
+      <w:r>
+        <w:t xml:space="preserve"> </w:t>
+      </w:r>
+      <w:r>
+        <w:t xml:space="preserve">Tabel </w:t>
+      </w:r>
+      <w:fldSimple w:instr=" REF tab_bab5_hitrate_utama \h ">
+        <w:r>
+          <w:t xml:space="preserve">V.6</w:t>
+        </w:r>
+      </w:fldSimple>
+      <w:r>
+        <w:t xml:space="preserve">. Dataset CWRU ditandai sebagai</w:t>
       </w:r>
       <w:r>
         <w:t xml:space="preserve"> </w:t>
@@ -12996,7 +13386,7 @@
           <m:t>,</m:t>
         </m:r>
         <m:r>
-          <m:t>507</m:t>
+          <m:t>447</m:t>
         </m:r>
       </m:oMath>
       <w:r>
@@ -13009,7 +13399,7 @@
         <w:t xml:space="preserve"> </w:t>
       </w:r>
       <w:r>
-        <w:t xml:space="preserve">fitur SAE ke-474 terhadap BPFI untuk PHM2012, dan</w:t>
+        <w:t xml:space="preserve">fitur SAE ke-443 terhadap BPFI untuk PHM2012, dan</w:t>
       </w:r>
       <w:r>
         <w:t xml:space="preserve"> </w:t>
@@ -13058,14 +13448,14 @@
           <m:t>,</m:t>
         </m:r>
         <m:r>
-          <m:t>501</m:t>
+          <m:t>468</m:t>
         </m:r>
       </m:oMath>
       <w:r>
         <w:t xml:space="preserve"> </w:t>
       </w:r>
       <w:r>
-        <w:t xml:space="preserve">pada fitur ke-959 terhadap BPFO untuk XJTU-SY</w:t>
+        <w:t xml:space="preserve">pada fitur ke-868 terhadap BPFO untuk XJTU-SY</w:t>
       </w:r>
       <w:r>
         <w:t xml:space="preserve"> </w:t>
@@ -13102,7 +13492,16 @@
         <w:t xml:space="preserve"> </w:t>
       </w:r>
       <w:r>
-        <w:t xml:space="preserve">RUL adalah vektor HI 5-D yang sudah diagregasi (bukan</w:t>
+        <w:t xml:space="preserve">RUL adalah vektor </w:t>
+      </w:r>
+      <w:r>
+        <w:rPr>
+          <w:color w:val="008000"/>
+        </w:rPr>
+        <w:t xml:space="preserve">HI 36-D</w:t>
+      </w:r>
+      <w:r>
+        <w:t xml:space="preserve"> yang sudah diagregasi (bukan</w:t>
       </w:r>
       <w:r>
         <w:t xml:space="preserve"> </w:t>
@@ -13120,7 +13519,7 @@
         <w:t xml:space="preserve"> </w:t>
       </w:r>
       <w:r>
-        <w:t xml:space="preserve">Fakta bahwa BPFO dan BPFI muncul sebagai satu-satunya BPFx dengan</w:t>
+        <w:t xml:space="preserve">Fakta bahwa BPFI, BPFO, dan BSF muncul sebagai BPFx dengan</w:t>
       </w:r>
       <w:r>
         <w:t xml:space="preserve"> </w:t>
@@ -13136,13 +13535,13 @@
         <w:t xml:space="preserve"> </w:t>
       </w:r>
       <w:r>
-        <w:t xml:space="preserve">yang konsisten menunjukkan korespondensi lemah namun terdeteksi antara</w:t>
-      </w:r>
-      <w:r>
-        <w:t xml:space="preserve"> </w:t>
-      </w:r>
-      <w:r>
-        <w:t xml:space="preserve">representasi yang dipelajari model dan teori getaran klasik.</w:t>
+        <w:t xml:space="preserve">yang signifikan secara statistik menunjukkan korespondensi lemah namun</w:t>
+      </w:r>
+      <w:r>
+        <w:t xml:space="preserve"> </w:t>
+      </w:r>
+      <w:r>
+        <w:t xml:space="preserve">terdeteksi antara representasi yang dipelajari model dan teori getaran klasik.</w:t>
       </w:r>
     </w:p>
     <w:p>
@@ -13158,7 +13557,7 @@
       <w:r>
         <w:drawing>
           <wp:inline>
-            <wp:extent cx="4029964" cy="5702073"/>
+            <wp:extent cx="4029964" cy="2878545"/>
             <wp:effectExtent b="0" l="0" r="0" t="0"/>
             <wp:docPr descr="" title="" id="70" name="Picture"/>
             <a:graphic>
@@ -13179,7 +13578,7 @@
                   <pic:spPr bwMode="auto">
                     <a:xfrm>
                       <a:off x="0" y="0"/>
-                      <a:ext cx="4029964" cy="5702073"/>
+                      <a:ext cx="4029964" cy="2878545"/>
                     </a:xfrm>
                     <a:prstGeom prst="rect">
                       <a:avLst/>
@@ -13232,7 +13631,7 @@
         <w:t xml:space="preserve"> </w:t>
       </w:r>
       <w:r>
-        <w:t xml:space="preserve">aktivasi fitur SAE ke-474 terhadap amplitudo</w:t>
+        <w:t xml:space="preserve">aktivasi fitur SAE ke-443 terhadap amplitudo</w:t>
       </w:r>
       <w:r>
         <w:t xml:space="preserve"> </w:t>
@@ -13251,7 +13650,7 @@
         <w:t xml:space="preserve"> </w:t>
       </w:r>
       <w:r>
-        <w:t xml:space="preserve">= 0,507,</w:t>
+        <w:t xml:space="preserve">= 0,447,</w:t>
       </w:r>
       <w:r>
         <w:t xml:space="preserve"> </w:t>
@@ -13267,7 +13666,7 @@
         <w:t xml:space="preserve"> </w:t>
       </w:r>
       <w:r>
-        <w:t xml:space="preserve">= 300 rekaman</w:t>
+        <w:t xml:space="preserve">= 304 rekaman</w:t>
       </w:r>
       <w:r>
         <w:t xml:space="preserve"> </w:t>
@@ -13280,7 +13679,13 @@
         <w:t xml:space="preserve">training</w:t>
       </w:r>
       <w:r>
-        <w:t xml:space="preserve">).</w:t>
+        <w:t xml:space="preserve">,</w:t>
+      </w:r>
+      <w:r>
+        <w:t xml:space="preserve"> </w:t>
+      </w:r>
+      <w:r>
+        <w:t xml:space="preserve">4 bantalan tersedia dari 7 bantalan nominal).</w:t>
       </w:r>
       <w:r>
         <w:t xml:space="preserve"> </w:t>
@@ -13348,7 +13753,7 @@
         <w:t xml:space="preserve"> </w:t>
       </w:r>
       <w:r>
-        <w:t xml:space="preserve">aktivasi fitur SAE ke-474 dan amplitudo BPFI PHM2012.</w:t>
+        <w:t xml:space="preserve">aktivasi fitur SAE ke-443 dan amplitudo BPFI PHM2012.</w:t>
       </w:r>
       <w:r>
         <w:t xml:space="preserve"> </w:t>
@@ -14511,37 +14916,7 @@
         <w:t xml:space="preserve"> </w:t>
       </w:r>
       <w:r>
-        <w:t xml:space="preserve">Dominansi BPFO yang menjadi profil khas</w:t>
-      </w:r>
-      <w:r>
-        <w:t xml:space="preserve"> </w:t>
-      </w:r>
-      <w:r>
-        <w:rPr>
-          <w:i/>
-          <w:iCs/>
-        </w:rPr>
-        <w:t xml:space="preserve">outer-race</w:t>
-      </w:r>
-      <w:r>
-        <w:rPr>
-          <w:i/>
-          <w:iCs/>
-        </w:rPr>
-        <w:t xml:space="preserve"> </w:t>
-      </w:r>
-      <w:r>
-        <w:rPr>
-          <w:i/>
-          <w:iCs/>
-        </w:rPr>
-        <w:t xml:space="preserve">spalling</w:t>
-      </w:r>
-      <w:r>
-        <w:t xml:space="preserve"> </w:t>
-      </w:r>
-      <w:r>
-        <w:t xml:space="preserve">pada LDK UER204 baru pulih ketika SAE</w:t>
+        <w:t xml:space="preserve">Pada SAE</w:t>
       </w:r>
       <w:r>
         <w:t xml:space="preserve"> </w:t>
@@ -14557,13 +14932,13 @@
         <w:t xml:space="preserve"> </w:t>
       </w:r>
       <w:r>
-        <w:t xml:space="preserve">dilatih</w:t>
-      </w:r>
-      <w:r>
-        <w:t xml:space="preserve"> </w:t>
-      </w:r>
-      <w:r>
-        <w:t xml:space="preserve">dengan anggaran lebih panjang (Tabel </w:t>
+        <w:t xml:space="preserve">utama dengan anggaran pelatihan lebih</w:t>
+      </w:r>
+      <w:r>
+        <w:t xml:space="preserve"> </w:t>
+      </w:r>
+      <w:r>
+        <w:t xml:space="preserve">panjang (Tabel </w:t>
       </w:r>
       <w:fldSimple w:instr=" REF tab_bab5_hitrate_utama \h ">
         <w:r>
@@ -14571,19 +14946,59 @@
         </w:r>
       </w:fldSimple>
       <w:r>
+        <w:t xml:space="preserve">),</w:t>
+      </w:r>
+      <w:r>
+        <w:t xml:space="preserve"> </w:t>
+      </w:r>
+      <w:r>
+        <w:rPr>
+          <w:i/>
+          <w:iCs/>
+        </w:rPr>
+        <w:t xml:space="preserve">hit-rate</w:t>
+      </w:r>
+      <w:r>
+        <w:t xml:space="preserve"> </w:t>
+      </w:r>
+      <w:r>
+        <w:t xml:space="preserve">XJTU-SY tersebar</w:t>
+      </w:r>
+      <w:r>
+        <w:t xml:space="preserve"> </w:t>
+      </w:r>
+      <w:r>
+        <w:t xml:space="preserve">pada BSF (1</w:t>
+      </w:r>
+      <w:r>
         <w:t xml:space="preserve">,</w:t>
       </w:r>
       <w:r>
-        <w:t xml:space="preserve"> </w:t>
-      </w:r>
-      <w:r>
-        <w:t xml:space="preserve">BPFO 2</w:t>
+        <w:t xml:space="preserve">6%), BPFI (1</w:t>
       </w:r>
       <w:r>
         <w:t xml:space="preserve">,</w:t>
       </w:r>
       <w:r>
-        <w:t xml:space="preserve">2%).</w:t>
+        <w:t xml:space="preserve">5%), dan BPFO (0</w:t>
+      </w:r>
+      <w:r>
+        <w:t xml:space="preserve">,</w:t>
+      </w:r>
+      <w:r>
+        <w:t xml:space="preserve">7%), mencerminkan keragaman</w:t>
+      </w:r>
+      <w:r>
+        <w:t xml:space="preserve"> </w:t>
+      </w:r>
+      <w:r>
+        <w:t xml:space="preserve">mode kegagalan lintas tiga kondisi beban alih-alih dominasi satu frekuensi</w:t>
+      </w:r>
+      <w:r>
+        <w:t xml:space="preserve"> </w:t>
+      </w:r>
+      <w:r>
+        <w:t xml:space="preserve">tunggal.</w:t>
       </w:r>
       <w:r>
         <w:t xml:space="preserve"> </w:t>
@@ -14613,7 +15028,7 @@
         <w:t xml:space="preserve"> </w:t>
       </w:r>
       <w:r>
-        <w:t xml:space="preserve">memodulasi BPFx mana yang dominan.</w:t>
+        <w:t xml:space="preserve">memodulasi BPFx mana yang menonjol.</w:t>
       </w:r>
       <w:r>
         <w:t xml:space="preserve"> </w:t>
@@ -14635,23 +15050,7 @@
         <w:t xml:space="preserve"> </w:t>
       </w:r>
       <w:r>
-        <w:t xml:space="preserve">Mamba menguatkan komponen</w:t>
-      </w:r>
-      <w:r>
-        <w:t xml:space="preserve"> </w:t>
-      </w:r>
-      <w:r>
-        <w:rPr>
-          <w:i/>
-          <w:iCs/>
-        </w:rPr>
-        <w:t xml:space="preserve">outer-race</w:t>
-      </w:r>
-      <w:r>
-        <w:t xml:space="preserve"> </w:t>
-      </w:r>
-      <w:r>
-        <w:t xml:space="preserve">dominan, sedangkan</w:t>
+        <w:t xml:space="preserve">Mamba maupun</w:t>
       </w:r>
       <w:r>
         <w:t xml:space="preserve"> </w:t>
@@ -14667,13 +15066,19 @@
         <w:t xml:space="preserve"> </w:t>
       </w:r>
       <w:r>
-        <w:t xml:space="preserve">basis-blok dan konvolusi bergerbang menyebarkan respons</w:t>
-      </w:r>
-      <w:r>
-        <w:t xml:space="preserve"> </w:t>
-      </w:r>
-      <w:r>
-        <w:t xml:space="preserve">secara lebih luas.</w:t>
+        <w:t xml:space="preserve">basis-blok dan konvolusi bergerbang</w:t>
+      </w:r>
+      <w:r>
+        <w:t xml:space="preserve"> </w:t>
+      </w:r>
+      <w:r>
+        <w:t xml:space="preserve">menyebarkan respons ke beberapa frekuensi karakteristik sekaligus, sehingga</w:t>
+      </w:r>
+      <w:r>
+        <w:t xml:space="preserve"> </w:t>
+      </w:r>
+      <w:r>
+        <w:t xml:space="preserve">tidak ada satu BPFx yang mendominasi secara mutlak.</w:t>
       </w:r>
     </w:p>
     <w:p>
